--- a/frontend/public/offerta.docx
+++ b/frontend/public/offerta.docx
@@ -228,7 +228,7 @@
         <w:rPr>
           <w:b w:val="false"/>
         </w:rPr>
-        <w:t xml:space="preserve"> — совокупность программ для ЭВМ и иной информации, доступная в сети «Интернет» по адресу: https://vk.com/bestiaryofdragonlegends, а также бот и мини-приложение во ВКонтакте, через которые осуществляется взаимодействие Сторон.</w:t>
+        <w:t xml:space="preserve"> — совокупность программ для ЭВМ и иной информации, доступная в сети «Интернет» по адресу: https://belovolovhome.ru/dragons/game/index.html, а также бот и мини-приложение во ВКонтакте, через которые осуществляется взаимодействие Сторон.</w:t>
       </w:r>
     </w:p>
     <w:p>
@@ -520,13 +520,7 @@
         <w:rPr>
           <w:b w:val="false"/>
         </w:rPr>
-        <w:t xml:space="preserve">4.4. Зачисление цифрового товара на Аккаунт Покупателя производится в срок не позднее </w:t>
-      </w:r>
-      <w:r>
-        <w:rPr>
-          <w:b w:val="false"/>
-        </w:rPr>
-        <w:t xml:space="preserve">24 </w:t>
+        <w:t xml:space="preserve">4.4. Зачисление цифрового товара на Аккаунт Покупателя производится в срок не позднее 24 </w:t>
       </w:r>
       <w:r>
         <w:rPr>
@@ -1773,6 +1767,7 @@
         </w:tabs>
         <w:ind w:start="1080" w:hanging="360"/>
       </w:pPr>
+      <w:rPr/>
     </w:lvl>
     <w:lvl w:ilvl="2">
       <w:start w:val="1"/>
@@ -1785,6 +1780,7 @@
         </w:tabs>
         <w:ind w:start="1440" w:hanging="360"/>
       </w:pPr>
+      <w:rPr/>
     </w:lvl>
     <w:lvl w:ilvl="3">
       <w:start w:val="1"/>
@@ -1797,6 +1793,7 @@
         </w:tabs>
         <w:ind w:start="1800" w:hanging="360"/>
       </w:pPr>
+      <w:rPr/>
     </w:lvl>
     <w:lvl w:ilvl="4">
       <w:start w:val="1"/>
@@ -1809,6 +1806,7 @@
         </w:tabs>
         <w:ind w:start="2160" w:hanging="360"/>
       </w:pPr>
+      <w:rPr/>
     </w:lvl>
     <w:lvl w:ilvl="5">
       <w:start w:val="1"/>
@@ -1821,6 +1819,7 @@
         </w:tabs>
         <w:ind w:start="2520" w:hanging="360"/>
       </w:pPr>
+      <w:rPr/>
     </w:lvl>
     <w:lvl w:ilvl="6">
       <w:start w:val="1"/>
@@ -1833,6 +1832,7 @@
         </w:tabs>
         <w:ind w:start="2880" w:hanging="360"/>
       </w:pPr>
+      <w:rPr/>
     </w:lvl>
     <w:lvl w:ilvl="7">
       <w:start w:val="1"/>
@@ -1845,6 +1845,7 @@
         </w:tabs>
         <w:ind w:start="3240" w:hanging="360"/>
       </w:pPr>
+      <w:rPr/>
     </w:lvl>
     <w:lvl w:ilvl="8">
       <w:start w:val="1"/>
@@ -1857,6 +1858,7 @@
         </w:tabs>
         <w:ind w:start="3600" w:hanging="360"/>
       </w:pPr>
+      <w:rPr/>
     </w:lvl>
   </w:abstractNum>
   <w:abstractNum w:abstractNumId="2">
@@ -1886,6 +1888,7 @@
         </w:tabs>
         <w:ind w:start="1080" w:hanging="360"/>
       </w:pPr>
+      <w:rPr/>
     </w:lvl>
     <w:lvl w:ilvl="2">
       <w:start w:val="1"/>
@@ -1898,6 +1901,7 @@
         </w:tabs>
         <w:ind w:start="1440" w:hanging="360"/>
       </w:pPr>
+      <w:rPr/>
     </w:lvl>
     <w:lvl w:ilvl="3">
       <w:start w:val="1"/>
@@ -1910,6 +1914,7 @@
         </w:tabs>
         <w:ind w:start="1800" w:hanging="360"/>
       </w:pPr>
+      <w:rPr/>
     </w:lvl>
     <w:lvl w:ilvl="4">
       <w:start w:val="1"/>
@@ -1922,6 +1927,7 @@
         </w:tabs>
         <w:ind w:start="2160" w:hanging="360"/>
       </w:pPr>
+      <w:rPr/>
     </w:lvl>
     <w:lvl w:ilvl="5">
       <w:start w:val="1"/>
@@ -1934,6 +1940,7 @@
         </w:tabs>
         <w:ind w:start="2520" w:hanging="360"/>
       </w:pPr>
+      <w:rPr/>
     </w:lvl>
     <w:lvl w:ilvl="6">
       <w:start w:val="1"/>
@@ -1946,6 +1953,7 @@
         </w:tabs>
         <w:ind w:start="2880" w:hanging="360"/>
       </w:pPr>
+      <w:rPr/>
     </w:lvl>
     <w:lvl w:ilvl="7">
       <w:start w:val="1"/>
@@ -1958,6 +1966,7 @@
         </w:tabs>
         <w:ind w:start="3240" w:hanging="360"/>
       </w:pPr>
+      <w:rPr/>
     </w:lvl>
     <w:lvl w:ilvl="8">
       <w:start w:val="1"/>
@@ -1970,6 +1979,7 @@
         </w:tabs>
         <w:ind w:start="3600" w:hanging="360"/>
       </w:pPr>
+      <w:rPr/>
     </w:lvl>
   </w:abstractNum>
   <w:abstractNum w:abstractNumId="3">
@@ -1999,6 +2009,7 @@
         </w:tabs>
         <w:ind w:start="1080" w:hanging="360"/>
       </w:pPr>
+      <w:rPr/>
     </w:lvl>
     <w:lvl w:ilvl="2">
       <w:start w:val="1"/>
@@ -2011,6 +2022,7 @@
         </w:tabs>
         <w:ind w:start="1440" w:hanging="360"/>
       </w:pPr>
+      <w:rPr/>
     </w:lvl>
     <w:lvl w:ilvl="3">
       <w:start w:val="1"/>
@@ -2023,6 +2035,7 @@
         </w:tabs>
         <w:ind w:start="1800" w:hanging="360"/>
       </w:pPr>
+      <w:rPr/>
     </w:lvl>
     <w:lvl w:ilvl="4">
       <w:start w:val="1"/>
@@ -2035,6 +2048,7 @@
         </w:tabs>
         <w:ind w:start="2160" w:hanging="360"/>
       </w:pPr>
+      <w:rPr/>
     </w:lvl>
     <w:lvl w:ilvl="5">
       <w:start w:val="1"/>
@@ -2047,6 +2061,7 @@
         </w:tabs>
         <w:ind w:start="2520" w:hanging="360"/>
       </w:pPr>
+      <w:rPr/>
     </w:lvl>
     <w:lvl w:ilvl="6">
       <w:start w:val="1"/>
@@ -2059,6 +2074,7 @@
         </w:tabs>
         <w:ind w:start="2880" w:hanging="360"/>
       </w:pPr>
+      <w:rPr/>
     </w:lvl>
     <w:lvl w:ilvl="7">
       <w:start w:val="1"/>
@@ -2071,6 +2087,7 @@
         </w:tabs>
         <w:ind w:start="3240" w:hanging="360"/>
       </w:pPr>
+      <w:rPr/>
     </w:lvl>
     <w:lvl w:ilvl="8">
       <w:start w:val="1"/>
@@ -2083,6 +2100,7 @@
         </w:tabs>
         <w:ind w:start="3600" w:hanging="360"/>
       </w:pPr>
+      <w:rPr/>
     </w:lvl>
   </w:abstractNum>
   <w:abstractNum w:abstractNumId="4">
@@ -2110,6 +2128,7 @@
         </w:tabs>
         <w:ind w:start="1080" w:hanging="360"/>
       </w:pPr>
+      <w:rPr/>
     </w:lvl>
     <w:lvl w:ilvl="2">
       <w:start w:val="1"/>
@@ -2122,6 +2141,7 @@
         </w:tabs>
         <w:ind w:start="1440" w:hanging="360"/>
       </w:pPr>
+      <w:rPr/>
     </w:lvl>
     <w:lvl w:ilvl="3">
       <w:start w:val="1"/>
@@ -2134,6 +2154,7 @@
         </w:tabs>
         <w:ind w:start="1800" w:hanging="360"/>
       </w:pPr>
+      <w:rPr/>
     </w:lvl>
     <w:lvl w:ilvl="4">
       <w:start w:val="1"/>
@@ -2146,6 +2167,7 @@
         </w:tabs>
         <w:ind w:start="2160" w:hanging="360"/>
       </w:pPr>
+      <w:rPr/>
     </w:lvl>
     <w:lvl w:ilvl="5">
       <w:start w:val="1"/>
@@ -2158,6 +2180,7 @@
         </w:tabs>
         <w:ind w:start="2520" w:hanging="360"/>
       </w:pPr>
+      <w:rPr/>
     </w:lvl>
     <w:lvl w:ilvl="6">
       <w:start w:val="1"/>
@@ -2170,6 +2193,7 @@
         </w:tabs>
         <w:ind w:start="2880" w:hanging="360"/>
       </w:pPr>
+      <w:rPr/>
     </w:lvl>
     <w:lvl w:ilvl="7">
       <w:start w:val="1"/>
@@ -2182,6 +2206,7 @@
         </w:tabs>
         <w:ind w:start="3240" w:hanging="360"/>
       </w:pPr>
+      <w:rPr/>
     </w:lvl>
     <w:lvl w:ilvl="8">
       <w:start w:val="1"/>
@@ -2194,6 +2219,7 @@
         </w:tabs>
         <w:ind w:start="3600" w:hanging="360"/>
       </w:pPr>
+      <w:rPr/>
     </w:lvl>
   </w:abstractNum>
   <w:abstractNum w:abstractNumId="5">
@@ -2221,6 +2247,7 @@
         </w:tabs>
         <w:ind w:start="1080" w:hanging="360"/>
       </w:pPr>
+      <w:rPr/>
     </w:lvl>
     <w:lvl w:ilvl="2">
       <w:start w:val="1"/>
@@ -2233,6 +2260,7 @@
         </w:tabs>
         <w:ind w:start="1440" w:hanging="360"/>
       </w:pPr>
+      <w:rPr/>
     </w:lvl>
     <w:lvl w:ilvl="3">
       <w:start w:val="1"/>
@@ -2245,6 +2273,7 @@
         </w:tabs>
         <w:ind w:start="1800" w:hanging="360"/>
       </w:pPr>
+      <w:rPr/>
     </w:lvl>
     <w:lvl w:ilvl="4">
       <w:start w:val="1"/>
@@ -2257,6 +2286,7 @@
         </w:tabs>
         <w:ind w:start="2160" w:hanging="360"/>
       </w:pPr>
+      <w:rPr/>
     </w:lvl>
     <w:lvl w:ilvl="5">
       <w:start w:val="1"/>
@@ -2269,6 +2299,7 @@
         </w:tabs>
         <w:ind w:start="2520" w:hanging="360"/>
       </w:pPr>
+      <w:rPr/>
     </w:lvl>
     <w:lvl w:ilvl="6">
       <w:start w:val="1"/>
@@ -2281,6 +2312,7 @@
         </w:tabs>
         <w:ind w:start="2880" w:hanging="360"/>
       </w:pPr>
+      <w:rPr/>
     </w:lvl>
     <w:lvl w:ilvl="7">
       <w:start w:val="1"/>
@@ -2293,6 +2325,7 @@
         </w:tabs>
         <w:ind w:start="3240" w:hanging="360"/>
       </w:pPr>
+      <w:rPr/>
     </w:lvl>
     <w:lvl w:ilvl="8">
       <w:start w:val="1"/>
@@ -2305,6 +2338,7 @@
         </w:tabs>
         <w:ind w:start="3600" w:hanging="360"/>
       </w:pPr>
+      <w:rPr/>
     </w:lvl>
   </w:abstractNum>
   <w:abstractNum w:abstractNumId="6">
@@ -2332,6 +2366,7 @@
         </w:tabs>
         <w:ind w:start="1080" w:hanging="360"/>
       </w:pPr>
+      <w:rPr/>
     </w:lvl>
     <w:lvl w:ilvl="2">
       <w:start w:val="1"/>
@@ -2344,6 +2379,7 @@
         </w:tabs>
         <w:ind w:start="1440" w:hanging="360"/>
       </w:pPr>
+      <w:rPr/>
     </w:lvl>
     <w:lvl w:ilvl="3">
       <w:start w:val="1"/>
@@ -2356,6 +2392,7 @@
         </w:tabs>
         <w:ind w:start="1800" w:hanging="360"/>
       </w:pPr>
+      <w:rPr/>
     </w:lvl>
     <w:lvl w:ilvl="4">
       <w:start w:val="1"/>
@@ -2368,6 +2405,7 @@
         </w:tabs>
         <w:ind w:start="2160" w:hanging="360"/>
       </w:pPr>
+      <w:rPr/>
     </w:lvl>
     <w:lvl w:ilvl="5">
       <w:start w:val="1"/>
@@ -2380,6 +2418,7 @@
         </w:tabs>
         <w:ind w:start="2520" w:hanging="360"/>
       </w:pPr>
+      <w:rPr/>
     </w:lvl>
     <w:lvl w:ilvl="6">
       <w:start w:val="1"/>
@@ -2392,6 +2431,7 @@
         </w:tabs>
         <w:ind w:start="2880" w:hanging="360"/>
       </w:pPr>
+      <w:rPr/>
     </w:lvl>
     <w:lvl w:ilvl="7">
       <w:start w:val="1"/>
@@ -2404,6 +2444,7 @@
         </w:tabs>
         <w:ind w:start="3240" w:hanging="360"/>
       </w:pPr>
+      <w:rPr/>
     </w:lvl>
     <w:lvl w:ilvl="8">
       <w:start w:val="1"/>
@@ -2416,6 +2457,7 @@
         </w:tabs>
         <w:ind w:start="3600" w:hanging="360"/>
       </w:pPr>
+      <w:rPr/>
     </w:lvl>
   </w:abstractNum>
   <w:abstractNum w:abstractNumId="7">
@@ -2566,7 +2608,7 @@
   <w:docDefaults>
     <w:rPrDefault>
       <w:rPr>
-        <w:rFonts w:ascii="Cambria" w:hAnsi="Cambria" w:eastAsia="ＭＳ 明朝" w:cs="" w:asciiTheme="minorHAnsi" w:cstheme="minorBidi" w:eastAsiaTheme="minorEastAsia" w:hAnsiTheme="minorHAnsi"/>
+        <w:rFonts w:ascii="Cambria" w:hAnsi="Cambria" w:eastAsia="" w:cs="" w:asciiTheme="minorHAnsi" w:cstheme="minorBidi" w:eastAsiaTheme="minorEastAsia" w:hAnsiTheme="minorHAnsi"/>
         <w:sz w:val="22"/>
         <w:szCs w:val="22"/>
         <w:lang w:val="en-US" w:eastAsia="en-US" w:bidi="ar-SA"/>
@@ -2723,6 +2765,7 @@
     <w:rsid w:val="00fc693f"/>
     <w:pPr>
       <w:widowControl/>
+      <w:suppressAutoHyphens w:val="true"/>
       <w:bidi w:val="0"/>
       <w:spacing w:lineRule="auto" w:line="360" w:before="0" w:after="0"/>
       <w:jc w:val="start"/>
@@ -2751,7 +2794,7 @@
       <w:outlineLvl w:val="0"/>
     </w:pPr>
     <w:rPr>
-      <w:rFonts w:ascii="Calibri" w:hAnsi="Calibri" w:eastAsia="ＭＳ ゴシック" w:cs="" w:asciiTheme="majorHAnsi" w:cstheme="majorBidi" w:eastAsiaTheme="majorEastAsia" w:hAnsiTheme="majorHAnsi"/>
+      <w:rFonts w:ascii="Calibri" w:hAnsi="Calibri" w:eastAsia="" w:cs="" w:asciiTheme="majorHAnsi" w:cstheme="majorBidi" w:eastAsiaTheme="majorEastAsia" w:hAnsiTheme="majorHAnsi"/>
       <w:b/>
       <w:bCs/>
       <w:color w:val="000000"/>
@@ -2775,7 +2818,7 @@
       <w:outlineLvl w:val="1"/>
     </w:pPr>
     <w:rPr>
-      <w:rFonts w:ascii="Calibri" w:hAnsi="Calibri" w:eastAsia="ＭＳ ゴシック" w:cs="" w:asciiTheme="majorHAnsi" w:cstheme="majorBidi" w:eastAsiaTheme="majorEastAsia" w:hAnsiTheme="majorHAnsi"/>
+      <w:rFonts w:ascii="Calibri" w:hAnsi="Calibri" w:eastAsia="" w:cs="" w:asciiTheme="majorHAnsi" w:cstheme="majorBidi" w:eastAsiaTheme="majorEastAsia" w:hAnsiTheme="majorHAnsi"/>
       <w:b/>
       <w:bCs/>
       <w:color w:val="000000"/>
@@ -2799,7 +2842,7 @@
       <w:outlineLvl w:val="2"/>
     </w:pPr>
     <w:rPr>
-      <w:rFonts w:ascii="Calibri" w:hAnsi="Calibri" w:eastAsia="ＭＳ ゴシック" w:cs="" w:asciiTheme="majorHAnsi" w:cstheme="majorBidi" w:eastAsiaTheme="majorEastAsia" w:hAnsiTheme="majorHAnsi"/>
+      <w:rFonts w:ascii="Calibri" w:hAnsi="Calibri" w:eastAsia="" w:cs="" w:asciiTheme="majorHAnsi" w:cstheme="majorBidi" w:eastAsiaTheme="majorEastAsia" w:hAnsiTheme="majorHAnsi"/>
       <w:b/>
       <w:bCs/>
       <w:color w:val="000000"/>
@@ -2823,7 +2866,7 @@
       <w:outlineLvl w:val="3"/>
     </w:pPr>
     <w:rPr>
-      <w:rFonts w:ascii="Calibri" w:hAnsi="Calibri" w:eastAsia="ＭＳ ゴシック" w:cs="" w:asciiTheme="majorHAnsi" w:cstheme="majorBidi" w:eastAsiaTheme="majorEastAsia" w:hAnsiTheme="majorHAnsi"/>
+      <w:rFonts w:ascii="Calibri" w:hAnsi="Calibri" w:eastAsia="" w:cs="" w:asciiTheme="majorHAnsi" w:cstheme="majorBidi" w:eastAsiaTheme="majorEastAsia" w:hAnsiTheme="majorHAnsi"/>
       <w:b/>
       <w:bCs/>
       <w:i/>
@@ -2848,7 +2891,7 @@
       <w:outlineLvl w:val="4"/>
     </w:pPr>
     <w:rPr>
-      <w:rFonts w:ascii="Calibri" w:hAnsi="Calibri" w:eastAsia="ＭＳ ゴシック" w:cs="" w:asciiTheme="majorHAnsi" w:cstheme="majorBidi" w:eastAsiaTheme="majorEastAsia" w:hAnsiTheme="majorHAnsi"/>
+      <w:rFonts w:ascii="Calibri" w:hAnsi="Calibri" w:eastAsia="" w:cs="" w:asciiTheme="majorHAnsi" w:cstheme="majorBidi" w:eastAsiaTheme="majorEastAsia" w:hAnsiTheme="majorHAnsi"/>
       <w:color w:themeColor="accent1" w:themeShade="7f" w:val="243F60"/>
     </w:rPr>
   </w:style>
@@ -2869,7 +2912,7 @@
       <w:outlineLvl w:val="5"/>
     </w:pPr>
     <w:rPr>
-      <w:rFonts w:ascii="Calibri" w:hAnsi="Calibri" w:eastAsia="ＭＳ ゴシック" w:cs="" w:asciiTheme="majorHAnsi" w:cstheme="majorBidi" w:eastAsiaTheme="majorEastAsia" w:hAnsiTheme="majorHAnsi"/>
+      <w:rFonts w:ascii="Calibri" w:hAnsi="Calibri" w:eastAsia="" w:cs="" w:asciiTheme="majorHAnsi" w:cstheme="majorBidi" w:eastAsiaTheme="majorEastAsia" w:hAnsiTheme="majorHAnsi"/>
       <w:i/>
       <w:iCs/>
       <w:color w:themeColor="accent1" w:themeShade="7f" w:val="243F60"/>
@@ -2892,7 +2935,7 @@
       <w:outlineLvl w:val="6"/>
     </w:pPr>
     <w:rPr>
-      <w:rFonts w:ascii="Calibri" w:hAnsi="Calibri" w:eastAsia="ＭＳ ゴシック" w:cs="" w:asciiTheme="majorHAnsi" w:cstheme="majorBidi" w:eastAsiaTheme="majorEastAsia" w:hAnsiTheme="majorHAnsi"/>
+      <w:rFonts w:ascii="Calibri" w:hAnsi="Calibri" w:eastAsia="" w:cs="" w:asciiTheme="majorHAnsi" w:cstheme="majorBidi" w:eastAsiaTheme="majorEastAsia" w:hAnsiTheme="majorHAnsi"/>
       <w:i/>
       <w:iCs/>
       <w:color w:themeColor="text1" w:themeTint="bf" w:val="404040"/>
@@ -2915,7 +2958,7 @@
       <w:outlineLvl w:val="7"/>
     </w:pPr>
     <w:rPr>
-      <w:rFonts w:ascii="Calibri" w:hAnsi="Calibri" w:eastAsia="ＭＳ ゴシック" w:cs="" w:asciiTheme="majorHAnsi" w:cstheme="majorBidi" w:eastAsiaTheme="majorEastAsia" w:hAnsiTheme="majorHAnsi"/>
+      <w:rFonts w:ascii="Calibri" w:hAnsi="Calibri" w:eastAsia="" w:cs="" w:asciiTheme="majorHAnsi" w:cstheme="majorBidi" w:eastAsiaTheme="majorEastAsia" w:hAnsiTheme="majorHAnsi"/>
       <w:color w:themeColor="accent1" w:val="4F81BD"/>
       <w:sz w:val="20"/>
       <w:szCs w:val="20"/>
@@ -2938,7 +2981,7 @@
       <w:outlineLvl w:val="8"/>
     </w:pPr>
     <w:rPr>
-      <w:rFonts w:ascii="Calibri" w:hAnsi="Calibri" w:eastAsia="ＭＳ ゴシック" w:cs="" w:asciiTheme="majorHAnsi" w:cstheme="majorBidi" w:eastAsiaTheme="majorEastAsia" w:hAnsiTheme="majorHAnsi"/>
+      <w:rFonts w:ascii="Calibri" w:hAnsi="Calibri" w:eastAsia="" w:cs="" w:asciiTheme="majorHAnsi" w:cstheme="majorBidi" w:eastAsiaTheme="majorEastAsia" w:hAnsiTheme="majorHAnsi"/>
       <w:i/>
       <w:iCs/>
       <w:color w:themeColor="text1" w:themeTint="bf" w:val="404040"/>
@@ -2977,7 +3020,7 @@
     <w:qFormat/>
     <w:rsid w:val="00fc693f"/>
     <w:rPr>
-      <w:rFonts w:ascii="Calibri" w:hAnsi="Calibri" w:eastAsia="ＭＳ ゴシック" w:cs="" w:asciiTheme="majorHAnsi" w:cstheme="majorBidi" w:eastAsiaTheme="majorEastAsia" w:hAnsiTheme="majorHAnsi"/>
+      <w:rFonts w:ascii="Calibri" w:hAnsi="Calibri" w:eastAsia="" w:cs="" w:asciiTheme="majorHAnsi" w:cstheme="majorBidi" w:eastAsiaTheme="majorEastAsia" w:hAnsiTheme="majorHAnsi"/>
       <w:b/>
       <w:bCs/>
       <w:color w:themeColor="accent1" w:themeShade="bf" w:val="365F91"/>
@@ -2992,7 +3035,7 @@
     <w:qFormat/>
     <w:rsid w:val="00fc693f"/>
     <w:rPr>
-      <w:rFonts w:ascii="Calibri" w:hAnsi="Calibri" w:eastAsia="ＭＳ ゴシック" w:cs="" w:asciiTheme="majorHAnsi" w:cstheme="majorBidi" w:eastAsiaTheme="majorEastAsia" w:hAnsiTheme="majorHAnsi"/>
+      <w:rFonts w:ascii="Calibri" w:hAnsi="Calibri" w:eastAsia="" w:cs="" w:asciiTheme="majorHAnsi" w:cstheme="majorBidi" w:eastAsiaTheme="majorEastAsia" w:hAnsiTheme="majorHAnsi"/>
       <w:b/>
       <w:bCs/>
       <w:color w:themeColor="accent1" w:val="4F81BD"/>
@@ -3007,7 +3050,7 @@
     <w:qFormat/>
     <w:rsid w:val="00fc693f"/>
     <w:rPr>
-      <w:rFonts w:ascii="Calibri" w:hAnsi="Calibri" w:eastAsia="ＭＳ ゴシック" w:cs="" w:asciiTheme="majorHAnsi" w:cstheme="majorBidi" w:eastAsiaTheme="majorEastAsia" w:hAnsiTheme="majorHAnsi"/>
+      <w:rFonts w:ascii="Calibri" w:hAnsi="Calibri" w:eastAsia="" w:cs="" w:asciiTheme="majorHAnsi" w:cstheme="majorBidi" w:eastAsiaTheme="majorEastAsia" w:hAnsiTheme="majorHAnsi"/>
       <w:b/>
       <w:bCs/>
       <w:color w:themeColor="accent1" w:val="4F81BD"/>
@@ -3020,7 +3063,7 @@
     <w:qFormat/>
     <w:rsid w:val="00fc693f"/>
     <w:rPr>
-      <w:rFonts w:ascii="Calibri" w:hAnsi="Calibri" w:eastAsia="ＭＳ ゴシック" w:cs="" w:asciiTheme="majorHAnsi" w:cstheme="majorBidi" w:eastAsiaTheme="majorEastAsia" w:hAnsiTheme="majorHAnsi"/>
+      <w:rFonts w:ascii="Calibri" w:hAnsi="Calibri" w:eastAsia="" w:cs="" w:asciiTheme="majorHAnsi" w:cstheme="majorBidi" w:eastAsiaTheme="majorEastAsia" w:hAnsiTheme="majorHAnsi"/>
       <w:color w:themeColor="text2" w:themeShade="bf" w:val="17365D"/>
       <w:spacing w:val="5"/>
       <w:kern w:val="2"/>
@@ -3035,7 +3078,7 @@
     <w:qFormat/>
     <w:rsid w:val="00fc693f"/>
     <w:rPr>
-      <w:rFonts w:ascii="Calibri" w:hAnsi="Calibri" w:eastAsia="ＭＳ ゴシック" w:cs="" w:asciiTheme="majorHAnsi" w:cstheme="majorBidi" w:eastAsiaTheme="majorEastAsia" w:hAnsiTheme="majorHAnsi"/>
+      <w:rFonts w:ascii="Calibri" w:hAnsi="Calibri" w:eastAsia="" w:cs="" w:asciiTheme="majorHAnsi" w:cstheme="majorBidi" w:eastAsiaTheme="majorEastAsia" w:hAnsiTheme="majorHAnsi"/>
       <w:i/>
       <w:iCs/>
       <w:color w:themeColor="accent1" w:val="4F81BD"/>
@@ -3107,7 +3150,7 @@
     <w:qFormat/>
     <w:rsid w:val="00fc693f"/>
     <w:rPr>
-      <w:rFonts w:ascii="Calibri" w:hAnsi="Calibri" w:eastAsia="ＭＳ ゴシック" w:cs="" w:asciiTheme="majorHAnsi" w:cstheme="majorBidi" w:eastAsiaTheme="majorEastAsia" w:hAnsiTheme="majorHAnsi"/>
+      <w:rFonts w:ascii="Calibri" w:hAnsi="Calibri" w:eastAsia="" w:cs="" w:asciiTheme="majorHAnsi" w:cstheme="majorBidi" w:eastAsiaTheme="majorEastAsia" w:hAnsiTheme="majorHAnsi"/>
       <w:b/>
       <w:bCs/>
       <w:i/>
@@ -3123,7 +3166,7 @@
     <w:qFormat/>
     <w:rsid w:val="00fc693f"/>
     <w:rPr>
-      <w:rFonts w:ascii="Calibri" w:hAnsi="Calibri" w:eastAsia="ＭＳ ゴシック" w:cs="" w:asciiTheme="majorHAnsi" w:cstheme="majorBidi" w:eastAsiaTheme="majorEastAsia" w:hAnsiTheme="majorHAnsi"/>
+      <w:rFonts w:ascii="Calibri" w:hAnsi="Calibri" w:eastAsia="" w:cs="" w:asciiTheme="majorHAnsi" w:cstheme="majorBidi" w:eastAsiaTheme="majorEastAsia" w:hAnsiTheme="majorHAnsi"/>
       <w:color w:themeColor="accent1" w:themeShade="7f" w:val="243F60"/>
     </w:rPr>
   </w:style>
@@ -3135,7 +3178,7 @@
     <w:qFormat/>
     <w:rsid w:val="00fc693f"/>
     <w:rPr>
-      <w:rFonts w:ascii="Calibri" w:hAnsi="Calibri" w:eastAsia="ＭＳ ゴシック" w:cs="" w:asciiTheme="majorHAnsi" w:cstheme="majorBidi" w:eastAsiaTheme="majorEastAsia" w:hAnsiTheme="majorHAnsi"/>
+      <w:rFonts w:ascii="Calibri" w:hAnsi="Calibri" w:eastAsia="" w:cs="" w:asciiTheme="majorHAnsi" w:cstheme="majorBidi" w:eastAsiaTheme="majorEastAsia" w:hAnsiTheme="majorHAnsi"/>
       <w:i/>
       <w:iCs/>
       <w:color w:themeColor="accent1" w:themeShade="7f" w:val="243F60"/>
@@ -3149,7 +3192,7 @@
     <w:qFormat/>
     <w:rsid w:val="00fc693f"/>
     <w:rPr>
-      <w:rFonts w:ascii="Calibri" w:hAnsi="Calibri" w:eastAsia="ＭＳ ゴシック" w:cs="" w:asciiTheme="majorHAnsi" w:cstheme="majorBidi" w:eastAsiaTheme="majorEastAsia" w:hAnsiTheme="majorHAnsi"/>
+      <w:rFonts w:ascii="Calibri" w:hAnsi="Calibri" w:eastAsia="" w:cs="" w:asciiTheme="majorHAnsi" w:cstheme="majorBidi" w:eastAsiaTheme="majorEastAsia" w:hAnsiTheme="majorHAnsi"/>
       <w:i/>
       <w:iCs/>
       <w:color w:themeColor="text1" w:themeTint="bf" w:val="404040"/>
@@ -3163,7 +3206,7 @@
     <w:qFormat/>
     <w:rsid w:val="00fc693f"/>
     <w:rPr>
-      <w:rFonts w:ascii="Calibri" w:hAnsi="Calibri" w:eastAsia="ＭＳ ゴシック" w:cs="" w:asciiTheme="majorHAnsi" w:cstheme="majorBidi" w:eastAsiaTheme="majorEastAsia" w:hAnsiTheme="majorHAnsi"/>
+      <w:rFonts w:ascii="Calibri" w:hAnsi="Calibri" w:eastAsia="" w:cs="" w:asciiTheme="majorHAnsi" w:cstheme="majorBidi" w:eastAsiaTheme="majorEastAsia" w:hAnsiTheme="majorHAnsi"/>
       <w:color w:themeColor="accent1" w:val="4F81BD"/>
       <w:sz w:val="20"/>
       <w:szCs w:val="20"/>
@@ -3177,7 +3220,7 @@
     <w:qFormat/>
     <w:rsid w:val="00fc693f"/>
     <w:rPr>
-      <w:rFonts w:ascii="Calibri" w:hAnsi="Calibri" w:eastAsia="ＭＳ ゴシック" w:cs="" w:asciiTheme="majorHAnsi" w:cstheme="majorBidi" w:eastAsiaTheme="majorEastAsia" w:hAnsiTheme="majorHAnsi"/>
+      <w:rFonts w:ascii="Calibri" w:hAnsi="Calibri" w:eastAsia="" w:cs="" w:asciiTheme="majorHAnsi" w:cstheme="majorBidi" w:eastAsiaTheme="majorEastAsia" w:hAnsiTheme="majorHAnsi"/>
       <w:i/>
       <w:iCs/>
       <w:color w:themeColor="text1" w:themeTint="bf" w:val="404040"/>
@@ -3359,6 +3402,39 @@
       <w:rFonts w:cs="Arial"/>
     </w:rPr>
   </w:style>
+  <w:style w:type="paragraph" w:styleId="user">
+    <w:name w:val="Заголовок (user)"/>
+    <w:basedOn w:val="Normal"/>
+    <w:next w:val="BodyText"/>
+    <w:qFormat/>
+    <w:pPr>
+      <w:keepNext w:val="true"/>
+      <w:spacing w:before="240" w:after="120"/>
+    </w:pPr>
+    <w:rPr>
+      <w:rFonts w:ascii="Liberation Sans" w:hAnsi="Liberation Sans" w:eastAsia="Microsoft YaHei" w:cs="Arial"/>
+      <w:sz w:val="28"/>
+      <w:szCs w:val="28"/>
+    </w:rPr>
+  </w:style>
+  <w:style w:type="paragraph" w:styleId="user1">
+    <w:name w:val="Указатель (user)"/>
+    <w:basedOn w:val="Normal"/>
+    <w:qFormat/>
+    <w:pPr>
+      <w:suppressLineNumbers/>
+    </w:pPr>
+    <w:rPr>
+      <w:rFonts w:cs="Arial"/>
+    </w:rPr>
+  </w:style>
+  <w:style w:type="paragraph" w:styleId="user2">
+    <w:name w:val="Колонтитулы (user)"/>
+    <w:basedOn w:val="Normal"/>
+    <w:qFormat/>
+    <w:pPr/>
+    <w:rPr/>
+  </w:style>
   <w:style w:type="paragraph" w:styleId="Style7">
     <w:name w:val="Колонтитулы"/>
     <w:basedOn w:val="Normal"/>
@@ -3407,12 +3483,13 @@
     <w:rsid w:val="00fc693f"/>
     <w:pPr>
       <w:widowControl/>
+      <w:suppressAutoHyphens w:val="true"/>
       <w:bidi w:val="0"/>
       <w:spacing w:lineRule="auto" w:line="240" w:before="0" w:after="0"/>
       <w:jc w:val="start"/>
     </w:pPr>
     <w:rPr>
-      <w:rFonts w:ascii="Cambria" w:hAnsi="Cambria" w:eastAsia="ＭＳ 明朝" w:cs="" w:asciiTheme="minorHAnsi" w:cstheme="minorBidi" w:eastAsiaTheme="minorEastAsia" w:hAnsiTheme="minorHAnsi"/>
+      <w:rFonts w:ascii="Cambria" w:hAnsi="Cambria" w:eastAsia="" w:cs="" w:asciiTheme="minorHAnsi" w:cstheme="minorBidi" w:eastAsiaTheme="minorEastAsia" w:hAnsiTheme="minorHAnsi"/>
       <w:color w:val="auto"/>
       <w:kern w:val="0"/>
       <w:sz w:val="22"/>
@@ -3436,7 +3513,7 @@
       <w:contextualSpacing/>
     </w:pPr>
     <w:rPr>
-      <w:rFonts w:ascii="Calibri" w:hAnsi="Calibri" w:eastAsia="ＭＳ ゴシック" w:cs="" w:asciiTheme="majorHAnsi" w:cstheme="majorBidi" w:eastAsiaTheme="majorEastAsia" w:hAnsiTheme="majorHAnsi"/>
+      <w:rFonts w:ascii="Calibri" w:hAnsi="Calibri" w:eastAsia="" w:cs="" w:asciiTheme="majorHAnsi" w:cstheme="majorBidi" w:eastAsiaTheme="majorEastAsia" w:hAnsiTheme="majorHAnsi"/>
       <w:color w:themeColor="text2" w:themeShade="bf" w:val="17365D"/>
       <w:spacing w:val="5"/>
       <w:kern w:val="2"/>
@@ -3454,7 +3531,7 @@
     <w:rsid w:val="00fc693f"/>
     <w:pPr/>
     <w:rPr>
-      <w:rFonts w:ascii="Calibri" w:hAnsi="Calibri" w:eastAsia="ＭＳ ゴシック" w:cs="" w:asciiTheme="majorHAnsi" w:cstheme="majorBidi" w:eastAsiaTheme="majorEastAsia" w:hAnsiTheme="majorHAnsi"/>
+      <w:rFonts w:ascii="Calibri" w:hAnsi="Calibri" w:eastAsia="" w:cs="" w:asciiTheme="majorHAnsi" w:cstheme="majorBidi" w:eastAsiaTheme="majorEastAsia" w:hAnsiTheme="majorHAnsi"/>
       <w:i/>
       <w:iCs/>
       <w:color w:themeColor="accent1" w:val="4F81BD"/>
@@ -3687,12 +3764,13 @@
         <w:tab w:val="left" w:pos="3456" w:leader="none"/>
         <w:tab w:val="left" w:pos="4032" w:leader="none"/>
       </w:tabs>
+      <w:suppressAutoHyphens w:val="true"/>
       <w:bidi w:val="0"/>
       <w:spacing w:lineRule="auto" w:line="276" w:before="0" w:after="200"/>
       <w:jc w:val="start"/>
     </w:pPr>
     <w:rPr>
-      <w:rFonts w:ascii="Courier" w:hAnsi="Courier" w:eastAsia="ＭＳ 明朝" w:cs="" w:cstheme="minorBidi" w:eastAsiaTheme="minorEastAsia"/>
+      <w:rFonts w:ascii="Courier" w:hAnsi="Courier" w:eastAsia="" w:cs="" w:cstheme="minorBidi" w:eastAsiaTheme="minorEastAsia"/>
       <w:color w:val="auto"/>
       <w:kern w:val="0"/>
       <w:sz w:val="20"/>
@@ -3740,7 +3818,7 @@
   </w:style>
   <w:style w:type="paragraph" w:styleId="IndexHeading">
     <w:name w:val="index heading"/>
-    <w:basedOn w:val="Style5"/>
+    <w:basedOn w:val="user"/>
     <w:pPr/>
     <w:rPr/>
   </w:style>
@@ -3758,8 +3836,8 @@
     </w:pPr>
     <w:rPr/>
   </w:style>
-  <w:style w:type="numbering" w:styleId="Style8" w:default="1">
-    <w:name w:val="Без списка"/>
+  <w:style w:type="numbering" w:styleId="user3" w:default="1">
+    <w:name w:val="Без списка (user)"/>
     <w:uiPriority w:val="99"/>
     <w:semiHidden/>
     <w:unhideWhenUsed/>
@@ -6890,7 +6968,6 @@
       <w:pPr>
         <w:spacing w:before="0" w:after="0" w:line="240" w:lineRule="auto"/>
       </w:pPr>
-      <w:rPr/>
       <w:tblPr/>
       <w:tcPr>
         <w:tcBorders>
@@ -7036,7 +7113,6 @@
       <w:pPr>
         <w:spacing w:before="0" w:after="0" w:line="240" w:lineRule="auto"/>
       </w:pPr>
-      <w:rPr/>
       <w:tblPr/>
       <w:tcPr>
         <w:tcBorders>
@@ -7182,7 +7258,6 @@
       <w:pPr>
         <w:spacing w:before="0" w:after="0" w:line="240" w:lineRule="auto"/>
       </w:pPr>
-      <w:rPr/>
       <w:tblPr/>
       <w:tcPr>
         <w:tcBorders>
@@ -7328,7 +7403,6 @@
       <w:pPr>
         <w:spacing w:before="0" w:after="0" w:line="240" w:lineRule="auto"/>
       </w:pPr>
-      <w:rPr/>
       <w:tblPr/>
       <w:tcPr>
         <w:tcBorders>
@@ -7474,7 +7548,6 @@
       <w:pPr>
         <w:spacing w:before="0" w:after="0" w:line="240" w:lineRule="auto"/>
       </w:pPr>
-      <w:rPr/>
       <w:tblPr/>
       <w:tcPr>
         <w:tcBorders>
@@ -7620,7 +7693,6 @@
       <w:pPr>
         <w:spacing w:before="0" w:after="0" w:line="240" w:lineRule="auto"/>
       </w:pPr>
-      <w:rPr/>
       <w:tblPr/>
       <w:tcPr>
         <w:tcBorders>
@@ -7766,7 +7838,6 @@
       <w:pPr>
         <w:spacing w:before="0" w:after="0" w:line="240" w:lineRule="auto"/>
       </w:pPr>
-      <w:rPr/>
       <w:tblPr/>
       <w:tcPr>
         <w:tcBorders>

--- a/frontend/public/offerta.docx
+++ b/frontend/public/offerta.docx
@@ -1655,7 +1655,7 @@
         <w:rPr>
           <w:b w:val="false"/>
         </w:rPr>
-        <w:t xml:space="preserve"> https://vk.com/bestiaryofdragonlegends</w:t>
+        <w:t xml:space="preserve"> https://belovolovhome.ru/dragons/game/index.html</w:t>
       </w:r>
     </w:p>
     <w:p>
@@ -3428,15 +3428,15 @@
       <w:rFonts w:cs="Arial"/>
     </w:rPr>
   </w:style>
-  <w:style w:type="paragraph" w:styleId="user2">
-    <w:name w:val="Колонтитулы (user)"/>
+  <w:style w:type="paragraph" w:styleId="Style7">
+    <w:name w:val="Колонтитулы"/>
     <w:basedOn w:val="Normal"/>
     <w:qFormat/>
     <w:pPr/>
     <w:rPr/>
   </w:style>
-  <w:style w:type="paragraph" w:styleId="Style7">
-    <w:name w:val="Колонтитулы"/>
+  <w:style w:type="paragraph" w:styleId="user2">
+    <w:name w:val="Колонтитулы (user)"/>
     <w:basedOn w:val="Normal"/>
     <w:qFormat/>
     <w:pPr/>
@@ -3818,7 +3818,7 @@
   </w:style>
   <w:style w:type="paragraph" w:styleId="IndexHeading">
     <w:name w:val="index heading"/>
-    <w:basedOn w:val="user"/>
+    <w:basedOn w:val="Style5"/>
     <w:pPr/>
     <w:rPr/>
   </w:style>
@@ -3836,8 +3836,8 @@
     </w:pPr>
     <w:rPr/>
   </w:style>
-  <w:style w:type="numbering" w:styleId="user3" w:default="1">
-    <w:name w:val="Без списка (user)"/>
+  <w:style w:type="numbering" w:styleId="Style8" w:default="1">
+    <w:name w:val="Без списка"/>
     <w:uiPriority w:val="99"/>
     <w:semiHidden/>
     <w:unhideWhenUsed/>

--- a/frontend/public/offerta.docx
+++ b/frontend/public/offerta.docx
@@ -136,7 +136,20 @@
         <w:rPr>
           <w:b w:val="false"/>
         </w:rPr>
-        <w:t xml:space="preserve"> — Беловолова Анастасия Владимировна, являющаяся плательщиком налога на профессиональный доход (самозанятый);</w:t>
+        <w:t xml:space="preserve"> — Беловолов </w:t>
+      </w:r>
+      <w:r>
+        <w:rPr>
+          <w:b w:val="false"/>
+          <w:lang w:val="ru-RU"/>
+        </w:rPr>
+        <w:t>Евгений Геннадьевич</w:t>
+      </w:r>
+      <w:r>
+        <w:rPr>
+          <w:b w:val="false"/>
+        </w:rPr>
+        <w:t>, являющаяся плательщиком налога на профессиональный доход (самозанятый);</w:t>
       </w:r>
     </w:p>
     <w:p>
@@ -1575,7 +1588,14 @@
         <w:rPr>
           <w:b w:val="false"/>
         </w:rPr>
-        <w:t xml:space="preserve"> Беловолова Анастасия Владимировна</w:t>
+        <w:t xml:space="preserve"> Беловолов </w:t>
+      </w:r>
+      <w:r>
+        <w:rPr>
+          <w:b w:val="false"/>
+          <w:lang w:val="ru-RU"/>
+        </w:rPr>
+        <w:t>Евгений Геннадьевич</w:t>
       </w:r>
     </w:p>
     <w:p>
@@ -1615,7 +1635,7 @@
         <w:rPr>
           <w:b w:val="false"/>
         </w:rPr>
-        <w:t xml:space="preserve"> 502266051515</w:t>
+        <w:t xml:space="preserve"> 502238670601</w:t>
       </w:r>
     </w:p>
     <w:p>
@@ -1675,7 +1695,7 @@
         <w:rPr>
           <w:b w:val="false"/>
         </w:rPr>
-        <w:t xml:space="preserve"> +7 916 068-31-11</w:t>
+        <w:t xml:space="preserve"> +7 985-412-90-03</w:t>
       </w:r>
     </w:p>
     <w:p>
@@ -1695,7 +1715,7 @@
         <w:rPr>
           <w:b w:val="false"/>
         </w:rPr>
-        <w:t xml:space="preserve"> belovolova90@gmail.com</w:t>
+        <w:t xml:space="preserve"> gloomkolomna@gmail.com</w:t>
       </w:r>
     </w:p>
     <w:p>
